--- a/manuscript/catatonia_two_axes_main.docx
+++ b/manuscript/catatonia_two_axes_main.docx
@@ -2524,6 +2524,15 @@
       </w:r>
     </w:p>
     <w:p>
+      <w:r>
+        <w:rPr>
+          <w:b w:val="0"/>
+          <w:i w:val="0"/>
+        </w:rPr>
+        <w:t>The division does not rest on the disorder, but it does rest on the model class. Within the class of Sect. 2, bistable capacities on a dependency chain, non-negative diffusive coupling, a threshold lowered by an evidence coordinate that is closed to input, and interventions restricted to the root excursion and the coupling, the maximum principle of Theorem 1 holds on any graph, and the criterion a²/4 is a property of a clamped bistable stage rather than of the five precision domains; the three coupling regimes follow when, in addition, the threshold ranges over [a₁, a₀] under the evidence dynamics of (2). What the paper adds to the mathematical description of staged recovery is therefore not a law for every cascade but an analytic separation, within an explicit model class, of the action that starts a recovery from the action that propagates it: from a wholly sub-threshold configuration the root excursion is the only action that produces a crossing, and on the partial branch, where the root is saturated and the evidence coordinate closed, a change of coupling is the only action that moves the resting profile. A staged recovery for which the same class and the same three conditions can be argued is a candidate for the same separation, and nothing more is claimed for it here.</w:t>
+      </w:r>
+    </w:p>
+    <w:p>
       <w:pPr>
         <w:keepNext/>
         <w:spacing w:before="280"/>
